--- a/public/business-plans/it.docx
+++ b/public/business-plans/it.docx
@@ -56,7 +56,7 @@
           <w:rStyle w:val="CkCaption"/>
           <w:i/>
         </w:rPr>
-        <w:t>Это готовый образец (шаблон) бизнес-плана MoliyaHub для отрасли «Информационные технологии и связь (IT)». Замените текст в квадратных скобках [впишите] и примеры на данные вашего проекта, добавьте или удалите пункты по необходимости. Абзацы в рамке, отмеченные «ПРИМЕР», — иллюстрация формата ответа, а не факты о реальной компании. Финансовый план с рабочими формулами (SUM, прибыль, срок окупаемости, рентабельность) — в отдельном Excel-файле с тем же названием, который дополняет этот документ.</w:t>
+        <w:t>Это готовый образец (шаблон) бизнес-плана MoliyaHub для отрасли «Информационные технологии и связь (IT)». Замените текст в квадратных скобках [впишите] и примеры на данные вашего проекта, добавьте или удалите пункты по необходимости. Абзацы в рамке, отмеченные «ПРИМЕР», и раздел «Пример финансового расчёта» — иллюстрация формата и порядка величины на основе рыночных ориентиров 2025-2026 года, а не факты и не финансовая отчётность о реальной компании: перед подачей в банк или инвестору замените их на данные своего проекта. Тот же расчёт с рабочими формулами (SUM, прибыль, срок окупаемости, рентабельность), которые пересчитываются автоматически, — в отдельном Excel-файле с тем же названием, который дополняет этот документ.</w:t>
       </w:r>
     </w:p>
     <w:p>
@@ -457,13 +457,764 @@
     <w:p>
       <w:pPr>
         <w:pStyle w:val="Heading2"/>
+        <ck:id v="financial-example"/>
+      </w:pPr>
+      <w:bookmarkStart w:id="9" w:name="financial_example"/>
+      <w:r>
+        <w:t>Пример финансового расчёта</w:t>
+      </w:r>
+      <w:bookmarkEnd w:id="9"/>
+    </w:p>
+    <w:p>
+      <w:r>
+        <w:rPr>
+          <w:rStyle w:val="CkCaption"/>
+          <w:i/>
+        </w:rPr>
+        <w:t>Ниже — полностью посчитанный пример для иллюстративной компании из резюме, на основе рыночных ориентиров 2025-2026 года (аренда, зарплаты, цены на оборудование, налоги, ставки — со ссылкой на источник там, где он известен) и экспертных оценок порядка величины там, где точных данных нет (это отмечено в комментариях). Он показывает логику расчёта и реалистичный масштаб цифр — это не финансовая отчётность и не готовая заявка на кредит. Тот же расчёт с рабочими формулами — в Excel-файле с тем же названием; замените суммы там на данные своего проекта, и всё пересчитается автоматически.</w:t>
+      </w:r>
+    </w:p>
+    <w:p>
+      <w:r>
+        <w:rPr>
+          <w:b/>
+        </w:rPr>
+        <w:t>Стартовые затраты (единоразово)</w:t>
+      </w:r>
+    </w:p>
+    <w:tbl>
+      <w:tblPr>
+        <w:tblStyle w:val="CkTable"/>
+        <w:tblW w:w="0" w:type="auto"/>
+        <w:tblLayout w:type="autofit"/>
+        <w:tblLook w:firstRow="1" w:lastRow="0" w:firstColumn="0" w:lastColumn="0" w:noHBand="0" w:noVBand="1"/>
+      </w:tblPr>
+      <w:tblGrid>
+        <w:gridCol/>
+        <w:gridCol/>
+        <w:gridCol/>
+      </w:tblGrid>
+      <w:tr>
+        <w:trPr>
+          <w:tblHeader/>
+        </w:trPr>
+        <w:tc>
+          <w:tcPr/>
+          <w:p>
+            <w:r>
+              <w:rPr>
+                <w:b/>
+              </w:rPr>
+              <w:t>Статья</w:t>
+            </w:r>
+          </w:p>
+        </w:tc>
+        <w:tc>
+          <w:tcPr/>
+          <w:p>
+            <w:r>
+              <w:rPr>
+                <w:b/>
+              </w:rPr>
+              <w:t>Сумма, сум</w:t>
+            </w:r>
+          </w:p>
+        </w:tc>
+        <w:tc>
+          <w:tcPr/>
+          <w:p>
+            <w:r>
+              <w:rPr>
+                <w:b/>
+              </w:rPr>
+              <w:t>Комментарий</w:t>
+            </w:r>
+          </w:p>
+        </w:tc>
+      </w:tr>
+      <w:tr>
+        <w:tc>
+          <w:tcPr/>
+          <w:p>
+            <w:r>
+              <w:t>Регистрация резидента IT Park</w:t>
+            </w:r>
+          </w:p>
+        </w:tc>
+        <w:tc>
+          <w:tcPr/>
+          <w:p>
+            <w:r>
+              <w:t>12 000 000</w:t>
+            </w:r>
+          </w:p>
+        </w:tc>
+        <w:tc>
+          <w:tcPr/>
+          <w:p>
+            <w:r>
+              <w:t>оценка: юр. сопровождение регистрации ООО и получения статуса резидента IT Park</w:t>
+            </w:r>
+          </w:p>
+        </w:tc>
+      </w:tr>
+      <w:tr>
+        <w:tc>
+          <w:tcPr/>
+          <w:p>
+            <w:r>
+              <w:t>Рабочие станции и техника</w:t>
+            </w:r>
+          </w:p>
+        </w:tc>
+        <w:tc>
+          <w:tcPr/>
+          <w:p>
+            <w:r>
+              <w:t>140 000 000</w:t>
+            </w:r>
+          </w:p>
+        </w:tc>
+        <w:tc>
+          <w:tcPr/>
+          <w:p>
+            <w:r>
+              <w:t>6 рабочих мест: 3 MacBook Pro (~28-32 млн/шт., обязательны для iOS-разработки) + 3 ПК/ноутбука (~13-15 млн/шт.)</w:t>
+            </w:r>
+          </w:p>
+        </w:tc>
+      </w:tr>
+      <w:tr>
+        <w:tc>
+          <w:tcPr/>
+          <w:p>
+            <w:r>
+              <w:t>Лицензии на ПО и инструменты разработки</w:t>
+            </w:r>
+          </w:p>
+        </w:tc>
+        <w:tc>
+          <w:tcPr/>
+          <w:p>
+            <w:r>
+              <w:t>20 000 000</w:t>
+            </w:r>
+          </w:p>
+        </w:tc>
+        <w:tc>
+          <w:tcPr/>
+          <w:p>
+            <w:r>
+              <w:t>оценка: Apple Developer, Google Play Console, JetBrains, Figma, тестовые устройства на команду</w:t>
+            </w:r>
+          </w:p>
+        </w:tc>
+      </w:tr>
+      <w:tr>
+        <w:tc>
+          <w:tcPr/>
+          <w:p>
+            <w:r>
+              <w:t>Сайт / портфолио</w:t>
+            </w:r>
+          </w:p>
+        </w:tc>
+        <w:tc>
+          <w:tcPr/>
+          <w:p>
+            <w:r>
+              <w:t>12 000 000</w:t>
+            </w:r>
+          </w:p>
+        </w:tc>
+        <w:tc>
+          <w:tcPr/>
+          <w:p>
+            <w:r>
+              <w:t>оценка стоимости разработки сайта-портфолио для привлечения европейских заказчиков</w:t>
+            </w:r>
+          </w:p>
+        </w:tc>
+      </w:tr>
+      <w:tr>
+        <w:tc>
+          <w:tcPr/>
+          <w:p>
+            <w:r>
+              <w:t>Первый маркетинговый бюджет</w:t>
+            </w:r>
+          </w:p>
+        </w:tc>
+        <w:tc>
+          <w:tcPr/>
+          <w:p>
+            <w:r>
+              <w:t>20 000 000</w:t>
+            </w:r>
+          </w:p>
+        </w:tc>
+        <w:tc>
+          <w:tcPr/>
+          <w:p>
+            <w:r>
+              <w:t>оценка: лидогенерация (LinkedIn Ads, Upwork/Clutch, тематические каталоги)</w:t>
+            </w:r>
+          </w:p>
+        </w:tc>
+      </w:tr>
+      <w:tr>
+        <w:tc>
+          <w:tcPr/>
+          <w:p>
+            <w:r>
+              <w:rPr>
+                <w:b/>
+              </w:rPr>
+              <w:t>Итого стартовые затраты</w:t>
+            </w:r>
+          </w:p>
+        </w:tc>
+        <w:tc>
+          <w:tcPr/>
+          <w:p>
+            <w:r>
+              <w:rPr>
+                <w:b/>
+              </w:rPr>
+              <w:t>204 000 000</w:t>
+            </w:r>
+          </w:p>
+        </w:tc>
+        <w:tc>
+          <w:tcPr/>
+          <w:p/>
+        </w:tc>
+      </w:tr>
+    </w:tbl>
+    <w:p>
+      <w:r>
+        <w:rPr>
+          <w:b/>
+        </w:rPr>
+        <w:t>Ежемесячная выручка</w:t>
+      </w:r>
+    </w:p>
+    <w:tbl>
+      <w:tblPr>
+        <w:tblStyle w:val="CkTable"/>
+        <w:tblW w:w="0" w:type="auto"/>
+        <w:tblLayout w:type="autofit"/>
+        <w:tblLook w:firstRow="1" w:lastRow="0" w:firstColumn="0" w:lastColumn="0" w:noHBand="0" w:noVBand="1"/>
+      </w:tblPr>
+      <w:tblGrid>
+        <w:gridCol/>
+        <w:gridCol/>
+        <w:gridCol/>
+      </w:tblGrid>
+      <w:tr>
+        <w:trPr>
+          <w:tblHeader/>
+        </w:trPr>
+        <w:tc>
+          <w:tcPr/>
+          <w:p>
+            <w:r>
+              <w:rPr>
+                <w:b/>
+              </w:rPr>
+              <w:t>Статья</w:t>
+            </w:r>
+          </w:p>
+        </w:tc>
+        <w:tc>
+          <w:tcPr/>
+          <w:p>
+            <w:r>
+              <w:rPr>
+                <w:b/>
+              </w:rPr>
+              <w:t>Сумма, сум</w:t>
+            </w:r>
+          </w:p>
+        </w:tc>
+        <w:tc>
+          <w:tcPr/>
+          <w:p>
+            <w:r>
+              <w:rPr>
+                <w:b/>
+              </w:rPr>
+              <w:t>Комментарий</w:t>
+            </w:r>
+          </w:p>
+        </w:tc>
+      </w:tr>
+      <w:tr>
+        <w:tc>
+          <w:tcPr/>
+          <w:p>
+            <w:r>
+              <w:t>Проекты по договорам</w:t>
+            </w:r>
+          </w:p>
+        </w:tc>
+        <w:tc>
+          <w:tcPr/>
+          <w:p>
+            <w:r>
+              <w:t>105 000 000</w:t>
+            </w:r>
+          </w:p>
+        </w:tc>
+        <w:tc>
+          <w:tcPr/>
+          <w:p>
+            <w:r>
+              <w:t>2 параллельных проекта, ~5 billable специалистов, блендовая ставка ~$15-20/час, ~150 ч/мес на человека</w:t>
+            </w:r>
+          </w:p>
+        </w:tc>
+      </w:tr>
+      <w:tr>
+        <w:tc>
+          <w:tcPr/>
+          <w:p>
+            <w:r>
+              <w:t>Подписочная модель (SaaS)</w:t>
+            </w:r>
+          </w:p>
+        </w:tc>
+        <w:tc>
+          <w:tcPr/>
+          <w:p>
+            <w:r>
+              <w:t>5 000 000</w:t>
+            </w:r>
+          </w:p>
+        </w:tc>
+        <w:tc>
+          <w:tcPr/>
+          <w:p>
+            <w:r>
+              <w:t>оценка: небольшой собственный SaaS-продукт на раннем этапе монетизации</w:t>
+            </w:r>
+          </w:p>
+        </w:tc>
+      </w:tr>
+      <w:tr>
+        <w:tc>
+          <w:tcPr/>
+          <w:p>
+            <w:r>
+              <w:t>Поддержка и сопровождение</w:t>
+            </w:r>
+          </w:p>
+        </w:tc>
+        <w:tc>
+          <w:tcPr/>
+          <w:p>
+            <w:r>
+              <w:t>15 000 000</w:t>
+            </w:r>
+          </w:p>
+        </w:tc>
+        <w:tc>
+          <w:tcPr/>
+          <w:p>
+            <w:r>
+              <w:t>оценка выручки от ретейнер-контрактов на поддержку сданных проектов</w:t>
+            </w:r>
+          </w:p>
+        </w:tc>
+      </w:tr>
+      <w:tr>
+        <w:tc>
+          <w:tcPr/>
+          <w:p>
+            <w:r>
+              <w:t>Консалтинг и аудит существующих систем</w:t>
+            </w:r>
+          </w:p>
+        </w:tc>
+        <w:tc>
+          <w:tcPr/>
+          <w:p>
+            <w:r>
+              <w:t>10 000 000</w:t>
+            </w:r>
+          </w:p>
+        </w:tc>
+        <w:tc>
+          <w:tcPr/>
+          <w:p>
+            <w:r>
+              <w:t>оценка выручки от разовых консультационных проектов</w:t>
+            </w:r>
+          </w:p>
+        </w:tc>
+      </w:tr>
+      <w:tr>
+        <w:tc>
+          <w:tcPr/>
+          <w:p>
+            <w:r>
+              <w:rPr>
+                <w:b/>
+              </w:rPr>
+              <w:t>Итого выручка/мес</w:t>
+            </w:r>
+          </w:p>
+        </w:tc>
+        <w:tc>
+          <w:tcPr/>
+          <w:p>
+            <w:r>
+              <w:rPr>
+                <w:b/>
+              </w:rPr>
+              <w:t>135 000 000</w:t>
+            </w:r>
+          </w:p>
+        </w:tc>
+        <w:tc>
+          <w:tcPr/>
+          <w:p/>
+        </w:tc>
+      </w:tr>
+    </w:tbl>
+    <w:p>
+      <w:r>
+        <w:rPr>
+          <w:b/>
+        </w:rPr>
+        <w:t>Ежемесячные операционные расходы</w:t>
+      </w:r>
+    </w:p>
+    <w:tbl>
+      <w:tblPr>
+        <w:tblStyle w:val="CkTable"/>
+        <w:tblW w:w="0" w:type="auto"/>
+        <w:tblLayout w:type="autofit"/>
+        <w:tblLook w:firstRow="1" w:lastRow="0" w:firstColumn="0" w:lastColumn="0" w:noHBand="0" w:noVBand="1"/>
+      </w:tblPr>
+      <w:tblGrid>
+        <w:gridCol/>
+        <w:gridCol/>
+        <w:gridCol/>
+      </w:tblGrid>
+      <w:tr>
+        <w:trPr>
+          <w:tblHeader/>
+        </w:trPr>
+        <w:tc>
+          <w:tcPr/>
+          <w:p>
+            <w:r>
+              <w:rPr>
+                <w:b/>
+              </w:rPr>
+              <w:t>Статья</w:t>
+            </w:r>
+          </w:p>
+        </w:tc>
+        <w:tc>
+          <w:tcPr/>
+          <w:p>
+            <w:r>
+              <w:rPr>
+                <w:b/>
+              </w:rPr>
+              <w:t>Сумма, сум</w:t>
+            </w:r>
+          </w:p>
+        </w:tc>
+        <w:tc>
+          <w:tcPr/>
+          <w:p>
+            <w:r>
+              <w:rPr>
+                <w:b/>
+              </w:rPr>
+              <w:t>Комментарий</w:t>
+            </w:r>
+          </w:p>
+        </w:tc>
+      </w:tr>
+      <w:tr>
+        <w:tc>
+          <w:tcPr/>
+          <w:p>
+            <w:r>
+              <w:t>ФОТ разработчиков</w:t>
+            </w:r>
+          </w:p>
+        </w:tc>
+        <w:tc>
+          <w:tcPr/>
+          <w:p>
+            <w:r>
+              <w:t>86 000 000</w:t>
+            </w:r>
+          </w:p>
+        </w:tc>
+        <w:tc>
+          <w:tcPr/>
+          <w:p>
+            <w:r>
+              <w:t>тимлид ~18 млн + 4 разработчика ~13 млн каждый (уровень middle, it-park.uz) + QA ~9 млн + PM part-time ~7 млн</w:t>
+            </w:r>
+          </w:p>
+        </w:tc>
+      </w:tr>
+      <w:tr>
+        <w:tc>
+          <w:tcPr/>
+          <w:p>
+            <w:r>
+              <w:t>Облачная инфраструктура / хостинг</w:t>
+            </w:r>
+          </w:p>
+        </w:tc>
+        <w:tc>
+          <w:tcPr/>
+          <w:p>
+            <w:r>
+              <w:t>4 000 000</w:t>
+            </w:r>
+          </w:p>
+        </w:tc>
+        <w:tc>
+          <w:tcPr/>
+          <w:p>
+            <w:r>
+              <w:t>оценка расходов на AWS/GCP/CI-CD для нескольких мобильных проектов</w:t>
+            </w:r>
+          </w:p>
+        </w:tc>
+      </w:tr>
+      <w:tr>
+        <w:tc>
+          <w:tcPr/>
+          <w:p>
+            <w:r>
+              <w:t>Подписки на инструменты разработки</w:t>
+            </w:r>
+          </w:p>
+        </w:tc>
+        <w:tc>
+          <w:tcPr/>
+          <w:p>
+            <w:r>
+              <w:t>4 500 000</w:t>
+            </w:r>
+          </w:p>
+        </w:tc>
+        <w:tc>
+          <w:tcPr/>
+          <w:p>
+            <w:r>
+              <w:t>оценка ежемесячных подписок (JetBrains, Figma, GitHub, тестовые сервисы)</w:t>
+            </w:r>
+          </w:p>
+        </w:tc>
+      </w:tr>
+      <w:tr>
+        <w:tc>
+          <w:tcPr/>
+          <w:p>
+            <w:r>
+              <w:t>Маркетинг и продажи (лидогенерация)</w:t>
+            </w:r>
+          </w:p>
+        </w:tc>
+        <w:tc>
+          <w:tcPr/>
+          <w:p>
+            <w:r>
+              <w:t>8 500 000</w:t>
+            </w:r>
+          </w:p>
+        </w:tc>
+        <w:tc>
+          <w:tcPr/>
+          <w:p>
+            <w:r>
+              <w:t>оценка расходов на лидогенерацию для европейских клиентов</w:t>
+            </w:r>
+          </w:p>
+        </w:tc>
+      </w:tr>
+      <w:tr>
+        <w:tc>
+          <w:tcPr/>
+          <w:p>
+            <w:r>
+              <w:t>Обучение и развитие команды</w:t>
+            </w:r>
+          </w:p>
+        </w:tc>
+        <w:tc>
+          <w:tcPr/>
+          <w:p>
+            <w:r>
+              <w:t>2 500 000</w:t>
+            </w:r>
+          </w:p>
+        </w:tc>
+        <w:tc>
+          <w:tcPr/>
+          <w:p>
+            <w:r>
+              <w:t>оценка бюджета на курсы/сертификации, помесячно</w:t>
+            </w:r>
+          </w:p>
+        </w:tc>
+      </w:tr>
+      <w:tr>
+        <w:tc>
+          <w:tcPr/>
+          <w:p>
+            <w:r>
+              <w:t>Юридическое и бухгалтерское сопровождение резидента IT Park</w:t>
+            </w:r>
+          </w:p>
+        </w:tc>
+        <w:tc>
+          <w:tcPr/>
+          <w:p>
+            <w:r>
+              <w:t>3 500 000</w:t>
+            </w:r>
+          </w:p>
+        </w:tc>
+        <w:tc>
+          <w:tcPr/>
+          <w:p>
+            <w:r>
+              <w:t>оценка стоимости аутсорс-бухгалтерии и юр. сопровождения статуса резидента</w:t>
+            </w:r>
+          </w:p>
+        </w:tc>
+      </w:tr>
+      <w:tr>
+        <w:tc>
+          <w:tcPr/>
+          <w:p>
+            <w:r>
+              <w:rPr>
+                <w:b/>
+              </w:rPr>
+              <w:t>Итого расходы/мес</w:t>
+            </w:r>
+          </w:p>
+        </w:tc>
+        <w:tc>
+          <w:tcPr/>
+          <w:p>
+            <w:r>
+              <w:rPr>
+                <w:b/>
+              </w:rPr>
+              <w:t>109 000 000</w:t>
+            </w:r>
+          </w:p>
+        </w:tc>
+        <w:tc>
+          <w:tcPr/>
+          <w:p/>
+        </w:tc>
+      </w:tr>
+    </w:tbl>
+    <w:sdt>
+      <w:sdtPr>
+        <w:tag w:val="clarkdown:div"/>
+        <ck:div v="|panel|"/>
+      </w:sdtPr>
+      <w:sdtContent>
+        <w:tbl>
+          <w:tblPr>
+            <w:tblW w:w="5000" w:type="pct"/>
+            <w:tblBorders>
+              <w:top w:val="none"/>
+              <w:left w:val="none"/>
+              <w:bottom w:val="none"/>
+              <w:right w:val="none"/>
+              <w:insideH w:val="none"/>
+              <w:insideV w:val="none"/>
+            </w:tblBorders>
+            <w:tblCellMar>
+              <w:top w:w="320" w:type="dxa"/>
+              <w:left w:w="240" w:type="dxa"/>
+              <w:bottom w:w="320" w:type="dxa"/>
+              <w:right w:w="240" w:type="dxa"/>
+            </w:tblCellMar>
+          </w:tblPr>
+          <w:tblGrid>
+            <w:gridCol/>
+          </w:tblGrid>
+          <w:tr>
+            <w:tc>
+              <w:tcPr>
+                <w:shd w:val="clear" w:fill="E4E4E4"/>
+              </w:tcPr>
+              <w:p>
+                <w:r>
+                  <w:rPr>
+                    <w:b/>
+                  </w:rPr>
+                  <w:t>Ежемесячная прибыль:</w:t>
+                </w:r>
+                <w:r>
+                  <w:t xml:space="preserve"> 26 000 000 сум · </w:t>
+                </w:r>
+                <w:r>
+                  <w:rPr>
+                    <w:b/>
+                  </w:rPr>
+                  <w:t>Срок окупаемости:</w:t>
+                </w:r>
+                <w:r>
+                  <w:t xml:space="preserve"> 7,8 мес. · </w:t>
+                </w:r>
+                <w:r>
+                  <w:rPr>
+                    <w:b/>
+                  </w:rPr>
+                  <w:t>Рентабельность продаж:</w:t>
+                </w:r>
+                <w:r>
+                  <w:t xml:space="preserve"> 19,3%</w:t>
+                </w:r>
+              </w:p>
+            </w:tc>
+          </w:tr>
+        </w:tbl>
+      </w:sdtContent>
+    </w:sdt>
+    <w:p>
+      <w:r>
+        <w:rPr>
+          <w:rStyle w:val="CkCaption"/>
+          <w:i/>
+        </w:rPr>
+        <w:t>Как считался этот пример: сумма стартовых (капитальных) затрат — 204 млн сум; заявленные в резюме 300 млн описывают запас на 3 мес. работы команды (включая ФОТ, который в модели отнесён к ежемесячным расходам, а не к стартовым). При прибыли ≈26 млн сум/мес окупаемость капитальных затрат ≈7,9 мес. — близко к заявленным ~8 мес.</w:t>
+      </w:r>
+    </w:p>
+    <w:p>
+      <w:r>
+        <w:t>[Впишите] Пересчитайте таблицы выше на основе цен, ставок аренды/зарплат и объёмов продаж вашего проекта в вашем регионе.</w:t>
+      </w:r>
+    </w:p>
+    <w:p>
+      <w:pPr>
+        <w:pStyle w:val="Heading2"/>
         <ck:id v="risks"/>
       </w:pPr>
-      <w:bookmarkStart w:id="9" w:name="risks"/>
+      <w:bookmarkStart w:id="10" w:name="risks"/>
       <w:r>
         <w:t>Риски и меры по их снижению</w:t>
       </w:r>
-      <w:bookmarkEnd w:id="9"/>
+      <w:bookmarkEnd w:id="10"/>
     </w:p>
     <w:tbl>
       <w:tblPr>
